--- a/documents/docx/03-affordability-assessment.docx
+++ b/documents/docx/03-affordability-assessment.docx
@@ -14423,7 +14423,7 @@
         <w:sz w:val="15"/>
         <w:szCs w:val="15"/>
       </w:rPr>
-      <w:t xml:space="preserve">Cell +264 81 281 9840   ·   WhatsApp +264 81 264 6222</w:t>
+      <w:t xml:space="preserve">Cell &amp; WhatsApp +264 81 281 9840</w:t>
     </w:r>
   </w:p>
   <w:p>
